--- a/testakten/filmrechte-sicherungsuebertragung-insolvenz-schwetzingen/04_Finanzierung_Sicherheiten/02_IP_Sicherungsvertrag_Filmrechte.docx
+++ b/testakten/filmrechte-sicherungsuebertragung-insolvenz-schwetzingen/04_Finanzierung_Sicherheiten/02_IP_Sicherungsvertrag_Filmrechte.docx
@@ -20,7 +20,7 @@
     </w:p>
     <w:p>
       <w:r>
-        <w:t>Die Kurpfalz Lichtbild GmbH bestellt der Palatina Medienbank AG zur Sicherung sämtlicher gegenwärtiger und künftiger Ansprüche aus der Produktionsfinanzierung die in Anlage A und B bezeichneten Rechte und Rechtspositionen.</w:t>
+        <w:t>Die Kurpfalz Lichtbild GmbH bestellt der Palatina Medienbank AG zur Sicherung sämtlicher gegenwärtiger und künftiger Ansprüche aus dem Produktionsdarlehensvertrag KLP-2024-0418 vom 18./19. April 2024, Darlehenskonto KD-2417-01, einschließlich wirksam einbezogener Nachträge, Zinsen, Gebühren und Verwertungskosten die in Anlage A und B bezeichneten Rechte und Rechtspositionen.</w:t>
       </w:r>
     </w:p>
     <w:p>
